--- a/rct-decomposition/cover_letter_ClinicalTrials.docx
+++ b/rct-decomposition/cover_letter_ClinicalTrials.docx
@@ -77,7 +77,7 @@
           <w:b w:val="0"/>
           <w:i w:val="0"/>
         </w:rPr>
-        <w:t>We are pleased to submit our manuscript, "The KOTHA Framework: diagnosing structural information loss in randomized controlled trial meta-analyses to inform trial design", for consideration for publication in *Clinical Trials: Journal of the Society for Clinical Trials* as an Original Research article.</w:t>
+        <w:t>We are pleased to submit our manuscript, "The KOTHA Framework: Diagnosing Structural Information Loss in Randomized Controlled Trial Meta-Analyses to Inform Trial Design", for consideration for publication in *Clinical Trials: Journal of the Society for Clinical Trials* as an Original Research article.</w:t>
       </w:r>
     </w:p>
     <w:p>
@@ -189,6 +189,32 @@
           <w:b/>
           <w:i w:val="0"/>
         </w:rPr>
+        <w:t>Submission details</w:t>
+      </w:r>
+    </w:p>
+    <w:p>
+      <w:r>
+        <w:rPr>
+          <w:b w:val="0"/>
+          <w:i w:val="0"/>
+        </w:rPr>
+        <w:t>The main text is approximately 2687 words and contains 4 figures and 2 tables. All figures are cited inline and are supplied as separate, high-resolution PNG files and an editable PowerPoint file for upload. All data and analysis code are available in the public repository (https://github.com/bougtoir/kotha-rct-decomposition).</w:t>
+      </w:r>
+    </w:p>
+    <w:p>
+      <w:r>
+        <w:rPr>
+          <w:b w:val="0"/>
+          <w:i w:val="0"/>
+        </w:rPr>
+      </w:r>
+    </w:p>
+    <w:p>
+      <w:r>
+        <w:rPr>
+          <w:b/>
+          <w:i w:val="0"/>
+        </w:rPr>
         <w:t>Declarations</w:t>
       </w:r>
     </w:p>
@@ -207,7 +233,7 @@
           <w:b w:val="0"/>
           <w:i w:val="0"/>
         </w:rPr>
-        <w:t>Competing interests: The authors declare no competing interests.</w:t>
+        <w:t>Competing interests: [To be determined]</w:t>
       </w:r>
     </w:p>
     <w:p>

--- a/rct-decomposition/cover_letter_ClinicalTrials.docx
+++ b/rct-decomposition/cover_letter_ClinicalTrials.docx
@@ -129,7 +129,7 @@
           <w:b w:val="0"/>
           <w:i w:val="0"/>
         </w:rPr>
-        <w:t>We believe this work is well suited to the readership of *Clinical Trials* for the following reasons. First, Module K enables trialists to simulate how enrollment-driven risk-profile shifts affect statistical power under counterfactual designs, informing decisions about prognostic enrichment, event-driven enrollment, adaptive sample-size re-estimation, and broad-eligibility pragmatic strategies. Second, the empirical applications demonstrate that the same therapeutic question can appear conclusive in observational data and inconclusive in RCTs not because the treatments differ, but because enrolled cohorts have systematically lower event rates. This reframes a class of apparently negative RCT meta-analyses as design-information problems rather than true null effects. Third, the framework bridges quantitative design diagnostics and structured evidence interpretation, helping readers distinguish "evidence of no effect" from "no evidence of effect" when planning, reporting, and interpreting clinical trials. The reproducible pipeline and ADEMP reporting structure further align with the journal's goal of increasing transparency and reducing publication bias.</w:t>
+        <w:t>We believe this work is well suited to the readership of *Clinical Trials* for the following reasons. First, Module K enables trialists to simulate how enrollment-driven risk-profile shifts affect statistical power under counterfactual designs, informing decisions about prognostic enrichment, event-driven enrollment, adaptive sample-size re-estimation, and broad-eligibility pragmatic strategies. Second, the empirical applications illustrate how enrollment-driven event dilution can make an intervention that appears effective in observational cohorts look inconclusive in RCTs without requiring any difference in the true treatment effect. This reframes a class of apparently negative RCT meta-analyses as possible design-information problems rather than definitive null effects. Third, the framework bridges quantitative design diagnostics and structured evidence interpretation, helping readers distinguish "evidence of no effect" from "no evidence of effect" when planning, reporting, and interpreting clinical trials. The reproducible pipeline and ADEMP reporting structure further align with the journal's goal of increasing transparency and reducing publication bias.</w:t>
       </w:r>
     </w:p>
     <w:p>
@@ -198,7 +198,7 @@
           <w:b w:val="0"/>
           <w:i w:val="0"/>
         </w:rPr>
-        <w:t>The main text is approximately 2687 words and contains 4 figures and 2 tables. All figures are cited inline and are supplied as separate, high-resolution PNG files and an editable PowerPoint file for upload. All data and analysis code are available in the public repository (https://github.com/bougtoir/kotha-rct-decomposition).</w:t>
+        <w:t>The main text is approximately 2691 words and contains 4 figures and 2 tables. All figures are cited inline and are supplied as separate, high-resolution PNG files and an editable PowerPoint file for upload. All data and analysis code are available in the public repository (https://github.com/bougtoir/kotha-rct-decomposition).</w:t>
       </w:r>
     </w:p>
     <w:p>
@@ -437,7 +437,7 @@
     <w:lvl w:ilvl="0">
       <w:start w:val="1"/>
       <w:numFmt w:val="bullet"/>
-      <w:lvlText w:val=""/>
+      <w:lvlText w:val="-"/>
       <w:lvlJc w:val="left"/>
       <w:pPr>
         <w:tabs>
@@ -458,7 +458,7 @@
       <w:start w:val="1"/>
       <w:numFmt w:val="bullet"/>
       <w:pStyle w:val="ListBullet3"/>
-      <w:lvlText w:val=""/>
+      <w:lvlText w:val="-"/>
       <w:lvlJc w:val="left"/>
       <w:pPr>
         <w:tabs>
@@ -479,7 +479,7 @@
       <w:start w:val="1"/>
       <w:numFmt w:val="bullet"/>
       <w:pStyle w:val="ListBullet2"/>
-      <w:lvlText w:val=""/>
+      <w:lvlText w:val="-"/>
       <w:lvlJc w:val="left"/>
       <w:pPr>
         <w:tabs>
@@ -518,7 +518,7 @@
       <w:start w:val="1"/>
       <w:numFmt w:val="bullet"/>
       <w:pStyle w:val="ListBullet"/>
-      <w:lvlText w:val=""/>
+      <w:lvlText w:val="-"/>
       <w:lvlJc w:val="left"/>
       <w:pPr>
         <w:tabs>
@@ -24259,10 +24259,10 @@
         <a:latin typeface="Calibri"/>
         <a:ea typeface=""/>
         <a:cs typeface=""/>
-        <a:font script="Jpan" typeface="ＭＳ ゴシック"/>
-        <a:font script="Hang" typeface="맑은 고딕"/>
-        <a:font script="Hans" typeface="宋体"/>
-        <a:font script="Hant" typeface="新細明體"/>
+        <a:font script="Jpan" typeface="MS Gothic"/>
+        <a:font script="Hang" typeface="Malgun Gothic"/>
+        <a:font script="Hans" typeface="SimSun"/>
+        <a:font script="Hant" typeface="PMingLiU"/>
         <a:font script="Arab" typeface="Times New Roman"/>
         <a:font script="Hebr" typeface="Times New Roman"/>
         <a:font script="Thai" typeface="Angsana New"/>
@@ -24294,10 +24294,10 @@
         <a:latin typeface="Cambria"/>
         <a:ea typeface=""/>
         <a:cs typeface=""/>
-        <a:font script="Jpan" typeface="ＭＳ 明朝"/>
-        <a:font script="Hang" typeface="맑은 고딕"/>
-        <a:font script="Hans" typeface="宋体"/>
-        <a:font script="Hant" typeface="新細明體"/>
+        <a:font script="Jpan" typeface="MS Mincho"/>
+        <a:font script="Hang" typeface="Malgun Gothic"/>
+        <a:font script="Hans" typeface="SimSun"/>
+        <a:font script="Hant" typeface="PMingLiU"/>
         <a:font script="Arab" typeface="Arial"/>
         <a:font script="Hebr" typeface="Arial"/>
         <a:font script="Thai" typeface="Cordia New"/>

--- a/rct-decomposition/cover_letter_ClinicalTrials.docx
+++ b/rct-decomposition/cover_letter_ClinicalTrials.docx
@@ -198,7 +198,7 @@
           <w:b w:val="0"/>
           <w:i w:val="0"/>
         </w:rPr>
-        <w:t>The main text is approximately 2691 words and contains 4 figures and 2 tables. All figures are cited inline and are supplied as separate, high-resolution PNG files and an editable PowerPoint file for upload. All data and analysis code are available in the public repository (https://github.com/bougtoir/kotha-rct-decomposition).</w:t>
+        <w:t>The main text is approximately 2682 words and contains 4 figures and 2 tables. All figures are cited inline and are supplied as separate, high-resolution PNG files and an editable PowerPoint file for upload. All data and analysis code are available in the public repository (https://github.com/bougtoir/kotha-rct-decomposition).</w:t>
       </w:r>
     </w:p>
     <w:p>

--- a/rct-decomposition/cover_letter_ClinicalTrials.docx
+++ b/rct-decomposition/cover_letter_ClinicalTrials.docx
@@ -198,7 +198,7 @@
           <w:b w:val="0"/>
           <w:i w:val="0"/>
         </w:rPr>
-        <w:t>The main text is approximately 2682 words and contains 4 figures and 2 tables. All figures are cited inline and are supplied as separate, high-resolution PNG files and an editable PowerPoint file for upload. All data and analysis code are available in the public repository (https://github.com/bougtoir/kotha-rct-decomposition).</w:t>
+        <w:t>The main text is approximately 3100 words and contains 4 figures and 2 tables. All figures are cited inline and are supplied as separate, high-resolution PNG files and an editable PowerPoint file for upload. All data and analysis code are available in the public repository (https://github.com/bougtoir/kotha-rct-decomposition).</w:t>
       </w:r>
     </w:p>
     <w:p>
